--- a/docs/ПМИ_Т1_1_v1.docx
+++ b/docs/ПМИ_Т1_1_v1.docx
@@ -6265,7 +6265,7 @@
         <w:t xml:space="preserve">[ФИО, должность]</w:t>
       </w:r>
       <w:r>
-        <w:t xml:space="preserve">; кураторы НГУ Назаров А. Д., Яковлев Д. А., Солопов И. Р., Бабушкин В. А.; разработчики – без права решающего голоса. Ответственный за стенд – </w:t>
+        <w:t xml:space="preserve">; представители НГУ Назаров А. Д., Яковлев Д. А., Солопов И. Р., Бабушкин В. А.; разработчики – без права решающего голоса. Ответственный за стенд – </w:t>
       </w:r>
       <w:r>
         <w:rPr>
